--- a/public/files/moving-checklist/moving-checklist.docx
+++ b/public/files/moving-checklist/moving-checklist.docx
@@ -4,7 +4,7 @@
   <w:body>
     <w:p>
       <w:pPr>
-        <w:spacing w:after="34" w:before="0" w:line="312" w:lineRule="auto"/>
+        <w:spacing w:after="40" w:before="0" w:line="312" w:lineRule="auto"/>
         <w:jc w:val="center"/>
       </w:pPr>
       <w:r>
@@ -19,7 +19,7 @@
     </w:p>
     <w:p>
       <w:pPr>
-        <w:spacing w:after="85" w:before="0" w:line="312" w:lineRule="auto"/>
+        <w:spacing w:after="100" w:before="0" w:line="312" w:lineRule="auto"/>
         <w:jc w:val="left"/>
         <w:pBdr>
           <w:bottom w:val="single" w:sz="14" w:space="2" w:color="24384F"/>
@@ -51,7 +51,7 @@
       </w:tblGrid>
       <w:tr>
         <w:trPr>
-          <w:trHeight w:val="385" w:hRule="atLeast"/>
+          <w:trHeight w:val="453" w:hRule="atLeast"/>
         </w:trPr>
         <w:tc>
           <w:tcPr>
@@ -221,7 +221,7 @@
       </w:tr>
       <w:tr>
         <w:trPr>
-          <w:trHeight w:val="385" w:hRule="atLeast"/>
+          <w:trHeight w:val="453" w:hRule="atLeast"/>
         </w:trPr>
         <w:tc>
           <w:tcPr>
@@ -392,7 +392,7 @@
     </w:tbl>
     <w:p>
       <w:pPr>
-        <w:spacing w:after="34" w:before="0" w:line="312" w:lineRule="auto"/>
+        <w:spacing w:after="40" w:before="0" w:line="312" w:lineRule="auto"/>
         <w:jc w:val="left"/>
       </w:pPr>
       <w:r>
@@ -405,7 +405,7 @@
     </w:p>
     <w:p>
       <w:pPr>
-        <w:spacing w:after="34" w:before="68" w:line="312" w:lineRule="auto"/>
+        <w:spacing w:after="40" w:before="80" w:line="312" w:lineRule="auto"/>
         <w:jc w:val="left"/>
         <w:pBdr>
           <w:bottom w:val="single" w:sz="6" w:space="2" w:color="C9D2DD"/>
@@ -448,7 +448,7 @@
       </w:tblGrid>
       <w:tr>
         <w:trPr>
-          <w:trHeight w:val="337" w:hRule="atLeast"/>
+          <w:trHeight w:val="396" w:hRule="atLeast"/>
         </w:trPr>
         <w:tc>
           <w:tcPr>
@@ -627,7 +627,7 @@
       </w:tr>
       <w:tr>
         <w:trPr>
-          <w:trHeight w:val="337" w:hRule="atLeast"/>
+          <w:trHeight w:val="396" w:hRule="atLeast"/>
         </w:trPr>
         <w:tc>
           <w:tcPr>
@@ -643,7 +643,7 @@
           <w:p>
             <w:pPr>
               <w:spacing w:after="0" w:line="312" w:lineRule="auto"/>
-              <w:jc w:val="left"/>
+              <w:jc w:val="center"/>
             </w:pPr>
             <w:r/>
             <w:r>
@@ -669,7 +669,7 @@
           <w:p>
             <w:pPr>
               <w:spacing w:after="0" w:line="312" w:lineRule="auto"/>
-              <w:jc w:val="left"/>
+              <w:jc w:val="center"/>
             </w:pPr>
             <w:r/>
             <w:r>
@@ -695,7 +695,7 @@
           <w:p>
             <w:pPr>
               <w:spacing w:after="0" w:line="312" w:lineRule="auto"/>
-              <w:jc w:val="left"/>
+              <w:jc w:val="center"/>
             </w:pPr>
             <w:r/>
             <w:r>
@@ -721,7 +721,7 @@
           <w:p>
             <w:pPr>
               <w:spacing w:after="0" w:line="312" w:lineRule="auto"/>
-              <w:jc w:val="left"/>
+              <w:jc w:val="center"/>
             </w:pPr>
             <w:r/>
             <w:r>
@@ -747,7 +747,7 @@
           <w:p>
             <w:pPr>
               <w:spacing w:after="0" w:line="312" w:lineRule="auto"/>
-              <w:jc w:val="left"/>
+              <w:jc w:val="center"/>
             </w:pPr>
             <w:r/>
             <w:r>
@@ -773,7 +773,7 @@
           <w:p>
             <w:pPr>
               <w:spacing w:after="0" w:line="312" w:lineRule="auto"/>
-              <w:jc w:val="left"/>
+              <w:jc w:val="center"/>
             </w:pPr>
             <w:r/>
             <w:r>
@@ -788,7 +788,7 @@
       </w:tr>
       <w:tr>
         <w:trPr>
-          <w:trHeight w:val="337" w:hRule="atLeast"/>
+          <w:trHeight w:val="396" w:hRule="atLeast"/>
         </w:trPr>
         <w:tc>
           <w:tcPr>
@@ -804,7 +804,7 @@
           <w:p>
             <w:pPr>
               <w:spacing w:after="0" w:line="312" w:lineRule="auto"/>
-              <w:jc w:val="left"/>
+              <w:jc w:val="center"/>
             </w:pPr>
             <w:r/>
             <w:r>
@@ -830,7 +830,7 @@
           <w:p>
             <w:pPr>
               <w:spacing w:after="0" w:line="312" w:lineRule="auto"/>
-              <w:jc w:val="left"/>
+              <w:jc w:val="center"/>
             </w:pPr>
             <w:r/>
             <w:r>
@@ -856,7 +856,7 @@
           <w:p>
             <w:pPr>
               <w:spacing w:after="0" w:line="312" w:lineRule="auto"/>
-              <w:jc w:val="left"/>
+              <w:jc w:val="center"/>
             </w:pPr>
             <w:r/>
             <w:r>
@@ -882,7 +882,7 @@
           <w:p>
             <w:pPr>
               <w:spacing w:after="0" w:line="312" w:lineRule="auto"/>
-              <w:jc w:val="left"/>
+              <w:jc w:val="center"/>
             </w:pPr>
             <w:r/>
             <w:r>
@@ -908,7 +908,7 @@
           <w:p>
             <w:pPr>
               <w:spacing w:after="0" w:line="312" w:lineRule="auto"/>
-              <w:jc w:val="left"/>
+              <w:jc w:val="center"/>
             </w:pPr>
             <w:r/>
             <w:r>
@@ -934,7 +934,7 @@
           <w:p>
             <w:pPr>
               <w:spacing w:after="0" w:line="312" w:lineRule="auto"/>
-              <w:jc w:val="left"/>
+              <w:jc w:val="center"/>
             </w:pPr>
             <w:r/>
             <w:r>
@@ -950,7 +950,7 @@
     </w:tbl>
     <w:p>
       <w:pPr>
-        <w:spacing w:after="34" w:before="0" w:line="312" w:lineRule="auto"/>
+        <w:spacing w:after="40" w:before="0" w:line="312" w:lineRule="auto"/>
         <w:jc w:val="left"/>
       </w:pPr>
       <w:r>
@@ -963,7 +963,7 @@
     </w:p>
     <w:p>
       <w:pPr>
-        <w:spacing w:after="34" w:before="68" w:line="312" w:lineRule="auto"/>
+        <w:spacing w:after="40" w:before="80" w:line="312" w:lineRule="auto"/>
         <w:jc w:val="left"/>
         <w:pBdr>
           <w:bottom w:val="single" w:sz="6" w:space="2" w:color="C9D2DD"/>
@@ -1006,7 +1006,7 @@
       </w:tblGrid>
       <w:tr>
         <w:trPr>
-          <w:trHeight w:val="337" w:hRule="atLeast"/>
+          <w:trHeight w:val="396" w:hRule="atLeast"/>
         </w:trPr>
         <w:tc>
           <w:tcPr>
@@ -1185,7 +1185,7 @@
       </w:tr>
       <w:tr>
         <w:trPr>
-          <w:trHeight w:val="337" w:hRule="atLeast"/>
+          <w:trHeight w:val="396" w:hRule="atLeast"/>
         </w:trPr>
         <w:tc>
           <w:tcPr>
@@ -1201,7 +1201,7 @@
           <w:p>
             <w:pPr>
               <w:spacing w:after="0" w:line="312" w:lineRule="auto"/>
-              <w:jc w:val="left"/>
+              <w:jc w:val="center"/>
             </w:pPr>
             <w:r/>
             <w:r>
@@ -1227,7 +1227,7 @@
           <w:p>
             <w:pPr>
               <w:spacing w:after="0" w:line="312" w:lineRule="auto"/>
-              <w:jc w:val="left"/>
+              <w:jc w:val="center"/>
             </w:pPr>
             <w:r/>
             <w:r>
@@ -1253,7 +1253,7 @@
           <w:p>
             <w:pPr>
               <w:spacing w:after="0" w:line="312" w:lineRule="auto"/>
-              <w:jc w:val="left"/>
+              <w:jc w:val="center"/>
             </w:pPr>
             <w:r/>
             <w:r>
@@ -1279,7 +1279,7 @@
           <w:p>
             <w:pPr>
               <w:spacing w:after="0" w:line="312" w:lineRule="auto"/>
-              <w:jc w:val="left"/>
+              <w:jc w:val="center"/>
             </w:pPr>
             <w:r/>
             <w:r>
@@ -1305,7 +1305,7 @@
           <w:p>
             <w:pPr>
               <w:spacing w:after="0" w:line="312" w:lineRule="auto"/>
-              <w:jc w:val="left"/>
+              <w:jc w:val="center"/>
             </w:pPr>
             <w:r/>
             <w:r>
@@ -1331,7 +1331,7 @@
           <w:p>
             <w:pPr>
               <w:spacing w:after="0" w:line="312" w:lineRule="auto"/>
-              <w:jc w:val="left"/>
+              <w:jc w:val="center"/>
             </w:pPr>
             <w:r/>
             <w:r>
@@ -1346,7 +1346,7 @@
       </w:tr>
       <w:tr>
         <w:trPr>
-          <w:trHeight w:val="337" w:hRule="atLeast"/>
+          <w:trHeight w:val="396" w:hRule="atLeast"/>
         </w:trPr>
         <w:tc>
           <w:tcPr>
@@ -1362,7 +1362,7 @@
           <w:p>
             <w:pPr>
               <w:spacing w:after="0" w:line="312" w:lineRule="auto"/>
-              <w:jc w:val="left"/>
+              <w:jc w:val="center"/>
             </w:pPr>
             <w:r/>
             <w:r>
@@ -1388,7 +1388,7 @@
           <w:p>
             <w:pPr>
               <w:spacing w:after="0" w:line="312" w:lineRule="auto"/>
-              <w:jc w:val="left"/>
+              <w:jc w:val="center"/>
             </w:pPr>
             <w:r/>
             <w:r>
@@ -1414,7 +1414,7 @@
           <w:p>
             <w:pPr>
               <w:spacing w:after="0" w:line="312" w:lineRule="auto"/>
-              <w:jc w:val="left"/>
+              <w:jc w:val="center"/>
             </w:pPr>
             <w:r/>
             <w:r>
@@ -1440,7 +1440,7 @@
           <w:p>
             <w:pPr>
               <w:spacing w:after="0" w:line="312" w:lineRule="auto"/>
-              <w:jc w:val="left"/>
+              <w:jc w:val="center"/>
             </w:pPr>
             <w:r/>
             <w:r>
@@ -1466,7 +1466,7 @@
           <w:p>
             <w:pPr>
               <w:spacing w:after="0" w:line="312" w:lineRule="auto"/>
-              <w:jc w:val="left"/>
+              <w:jc w:val="center"/>
             </w:pPr>
             <w:r/>
             <w:r>
@@ -1492,7 +1492,7 @@
           <w:p>
             <w:pPr>
               <w:spacing w:after="0" w:line="312" w:lineRule="auto"/>
-              <w:jc w:val="left"/>
+              <w:jc w:val="center"/>
             </w:pPr>
             <w:r/>
             <w:r>
@@ -1508,7 +1508,7 @@
     </w:tbl>
     <w:p>
       <w:pPr>
-        <w:spacing w:after="34" w:before="0" w:line="312" w:lineRule="auto"/>
+        <w:spacing w:after="40" w:before="0" w:line="312" w:lineRule="auto"/>
         <w:jc w:val="left"/>
       </w:pPr>
       <w:r>
@@ -1521,7 +1521,7 @@
     </w:p>
     <w:p>
       <w:pPr>
-        <w:spacing w:after="34" w:before="68" w:line="312" w:lineRule="auto"/>
+        <w:spacing w:after="40" w:before="80" w:line="312" w:lineRule="auto"/>
         <w:jc w:val="left"/>
         <w:pBdr>
           <w:bottom w:val="single" w:sz="6" w:space="2" w:color="C9D2DD"/>
@@ -1563,7 +1563,7 @@
       </w:tblGrid>
       <w:tr>
         <w:trPr>
-          <w:trHeight w:val="337" w:hRule="atLeast"/>
+          <w:trHeight w:val="396" w:hRule="atLeast"/>
         </w:trPr>
         <w:tc>
           <w:tcPr>
@@ -1713,7 +1713,7 @@
       </w:tr>
       <w:tr>
         <w:trPr>
-          <w:trHeight w:val="337" w:hRule="atLeast"/>
+          <w:trHeight w:val="396" w:hRule="atLeast"/>
         </w:trPr>
         <w:tc>
           <w:tcPr>
@@ -1729,7 +1729,7 @@
           <w:p>
             <w:pPr>
               <w:spacing w:after="0" w:line="312" w:lineRule="auto"/>
-              <w:jc w:val="left"/>
+              <w:jc w:val="center"/>
             </w:pPr>
             <w:r/>
             <w:r>
@@ -1755,7 +1755,7 @@
           <w:p>
             <w:pPr>
               <w:spacing w:after="0" w:line="312" w:lineRule="auto"/>
-              <w:jc w:val="left"/>
+              <w:jc w:val="center"/>
             </w:pPr>
             <w:r/>
             <w:r>
@@ -1781,7 +1781,7 @@
           <w:p>
             <w:pPr>
               <w:spacing w:after="0" w:line="312" w:lineRule="auto"/>
-              <w:jc w:val="left"/>
+              <w:jc w:val="center"/>
             </w:pPr>
             <w:r/>
             <w:r>
@@ -1807,7 +1807,7 @@
           <w:p>
             <w:pPr>
               <w:spacing w:after="0" w:line="312" w:lineRule="auto"/>
-              <w:jc w:val="left"/>
+              <w:jc w:val="center"/>
             </w:pPr>
             <w:r/>
             <w:r>
@@ -1833,7 +1833,7 @@
           <w:p>
             <w:pPr>
               <w:spacing w:after="0" w:line="312" w:lineRule="auto"/>
-              <w:jc w:val="left"/>
+              <w:jc w:val="center"/>
             </w:pPr>
             <w:r/>
             <w:r>
@@ -1848,7 +1848,7 @@
       </w:tr>
       <w:tr>
         <w:trPr>
-          <w:trHeight w:val="337" w:hRule="atLeast"/>
+          <w:trHeight w:val="396" w:hRule="atLeast"/>
         </w:trPr>
         <w:tc>
           <w:tcPr>
@@ -1864,7 +1864,7 @@
           <w:p>
             <w:pPr>
               <w:spacing w:after="0" w:line="312" w:lineRule="auto"/>
-              <w:jc w:val="left"/>
+              <w:jc w:val="center"/>
             </w:pPr>
             <w:r/>
             <w:r>
@@ -1890,7 +1890,7 @@
           <w:p>
             <w:pPr>
               <w:spacing w:after="0" w:line="312" w:lineRule="auto"/>
-              <w:jc w:val="left"/>
+              <w:jc w:val="center"/>
             </w:pPr>
             <w:r/>
             <w:r>
@@ -1916,7 +1916,7 @@
           <w:p>
             <w:pPr>
               <w:spacing w:after="0" w:line="312" w:lineRule="auto"/>
-              <w:jc w:val="left"/>
+              <w:jc w:val="center"/>
             </w:pPr>
             <w:r/>
             <w:r>
@@ -1942,7 +1942,7 @@
           <w:p>
             <w:pPr>
               <w:spacing w:after="0" w:line="312" w:lineRule="auto"/>
-              <w:jc w:val="left"/>
+              <w:jc w:val="center"/>
             </w:pPr>
             <w:r/>
             <w:r>
@@ -1968,7 +1968,7 @@
           <w:p>
             <w:pPr>
               <w:spacing w:after="0" w:line="312" w:lineRule="auto"/>
-              <w:jc w:val="left"/>
+              <w:jc w:val="center"/>
             </w:pPr>
             <w:r/>
             <w:r>
@@ -1984,7 +1984,7 @@
     </w:tbl>
     <w:p>
       <w:pPr>
-        <w:spacing w:after="34" w:before="0" w:line="312" w:lineRule="auto"/>
+        <w:spacing w:after="40" w:before="0" w:line="312" w:lineRule="auto"/>
         <w:jc w:val="left"/>
       </w:pPr>
       <w:r>
@@ -1997,7 +1997,7 @@
     </w:p>
     <w:p>
       <w:pPr>
-        <w:spacing w:after="34" w:before="68" w:line="312" w:lineRule="auto"/>
+        <w:spacing w:after="40" w:before="80" w:line="312" w:lineRule="auto"/>
         <w:jc w:val="left"/>
         <w:pBdr>
           <w:bottom w:val="single" w:sz="6" w:space="2" w:color="C9D2DD"/>
@@ -2038,7 +2038,7 @@
       </w:tblGrid>
       <w:tr>
         <w:trPr>
-          <w:trHeight w:val="337" w:hRule="atLeast"/>
+          <w:trHeight w:val="396" w:hRule="atLeast"/>
         </w:trPr>
         <w:tc>
           <w:tcPr>
@@ -2159,7 +2159,7 @@
       </w:tr>
       <w:tr>
         <w:trPr>
-          <w:trHeight w:val="337" w:hRule="atLeast"/>
+          <w:trHeight w:val="396" w:hRule="atLeast"/>
         </w:trPr>
         <w:tc>
           <w:tcPr>
@@ -2175,7 +2175,7 @@
           <w:p>
             <w:pPr>
               <w:spacing w:after="0" w:line="312" w:lineRule="auto"/>
-              <w:jc w:val="left"/>
+              <w:jc w:val="center"/>
             </w:pPr>
             <w:r/>
             <w:r>
@@ -2201,7 +2201,7 @@
           <w:p>
             <w:pPr>
               <w:spacing w:after="0" w:line="312" w:lineRule="auto"/>
-              <w:jc w:val="left"/>
+              <w:jc w:val="center"/>
             </w:pPr>
             <w:r/>
             <w:r>
@@ -2227,7 +2227,7 @@
           <w:p>
             <w:pPr>
               <w:spacing w:after="0" w:line="312" w:lineRule="auto"/>
-              <w:jc w:val="left"/>
+              <w:jc w:val="center"/>
             </w:pPr>
             <w:r/>
             <w:r>
@@ -2253,7 +2253,7 @@
           <w:p>
             <w:pPr>
               <w:spacing w:after="0" w:line="312" w:lineRule="auto"/>
-              <w:jc w:val="left"/>
+              <w:jc w:val="center"/>
             </w:pPr>
             <w:r/>
             <w:r>
@@ -2268,7 +2268,7 @@
       </w:tr>
       <w:tr>
         <w:trPr>
-          <w:trHeight w:val="337" w:hRule="atLeast"/>
+          <w:trHeight w:val="396" w:hRule="atLeast"/>
         </w:trPr>
         <w:tc>
           <w:tcPr>
@@ -2284,7 +2284,7 @@
           <w:p>
             <w:pPr>
               <w:spacing w:after="0" w:line="312" w:lineRule="auto"/>
-              <w:jc w:val="left"/>
+              <w:jc w:val="center"/>
             </w:pPr>
             <w:r/>
             <w:r>
@@ -2310,7 +2310,7 @@
           <w:p>
             <w:pPr>
               <w:spacing w:after="0" w:line="312" w:lineRule="auto"/>
-              <w:jc w:val="left"/>
+              <w:jc w:val="center"/>
             </w:pPr>
             <w:r/>
             <w:r>
@@ -2336,7 +2336,7 @@
           <w:p>
             <w:pPr>
               <w:spacing w:after="0" w:line="312" w:lineRule="auto"/>
-              <w:jc w:val="left"/>
+              <w:jc w:val="center"/>
             </w:pPr>
             <w:r/>
             <w:r>
@@ -2362,7 +2362,7 @@
           <w:p>
             <w:pPr>
               <w:spacing w:after="0" w:line="312" w:lineRule="auto"/>
-              <w:jc w:val="left"/>
+              <w:jc w:val="center"/>
             </w:pPr>
             <w:r/>
             <w:r>
@@ -2377,7 +2377,7 @@
       </w:tr>
       <w:tr>
         <w:trPr>
-          <w:trHeight w:val="337" w:hRule="atLeast"/>
+          <w:trHeight w:val="396" w:hRule="atLeast"/>
         </w:trPr>
         <w:tc>
           <w:tcPr>
@@ -2393,7 +2393,7 @@
           <w:p>
             <w:pPr>
               <w:spacing w:after="0" w:line="312" w:lineRule="auto"/>
-              <w:jc w:val="left"/>
+              <w:jc w:val="center"/>
             </w:pPr>
             <w:r/>
             <w:r>
@@ -2419,7 +2419,7 @@
           <w:p>
             <w:pPr>
               <w:spacing w:after="0" w:line="312" w:lineRule="auto"/>
-              <w:jc w:val="left"/>
+              <w:jc w:val="center"/>
             </w:pPr>
             <w:r/>
             <w:r>
@@ -2445,7 +2445,7 @@
           <w:p>
             <w:pPr>
               <w:spacing w:after="0" w:line="312" w:lineRule="auto"/>
-              <w:jc w:val="left"/>
+              <w:jc w:val="center"/>
             </w:pPr>
             <w:r/>
             <w:r>
@@ -2471,7 +2471,7 @@
           <w:p>
             <w:pPr>
               <w:spacing w:after="0" w:line="312" w:lineRule="auto"/>
-              <w:jc w:val="left"/>
+              <w:jc w:val="center"/>
             </w:pPr>
             <w:r/>
             <w:r>
@@ -2486,7 +2486,7 @@
       </w:tr>
       <w:tr>
         <w:trPr>
-          <w:trHeight w:val="337" w:hRule="atLeast"/>
+          <w:trHeight w:val="396" w:hRule="atLeast"/>
         </w:trPr>
         <w:tc>
           <w:tcPr>
@@ -2502,7 +2502,7 @@
           <w:p>
             <w:pPr>
               <w:spacing w:after="0" w:line="312" w:lineRule="auto"/>
-              <w:jc w:val="left"/>
+              <w:jc w:val="center"/>
             </w:pPr>
             <w:r/>
             <w:r>
@@ -2528,7 +2528,7 @@
           <w:p>
             <w:pPr>
               <w:spacing w:after="0" w:line="312" w:lineRule="auto"/>
-              <w:jc w:val="left"/>
+              <w:jc w:val="center"/>
             </w:pPr>
             <w:r/>
             <w:r>
@@ -2554,7 +2554,7 @@
           <w:p>
             <w:pPr>
               <w:spacing w:after="0" w:line="312" w:lineRule="auto"/>
-              <w:jc w:val="left"/>
+              <w:jc w:val="center"/>
             </w:pPr>
             <w:r/>
             <w:r>
@@ -2580,7 +2580,7 @@
           <w:p>
             <w:pPr>
               <w:spacing w:after="0" w:line="312" w:lineRule="auto"/>
-              <w:jc w:val="left"/>
+              <w:jc w:val="center"/>
             </w:pPr>
             <w:r/>
             <w:r>
@@ -2596,7 +2596,7 @@
     </w:tbl>
     <w:p>
       <w:pPr>
-        <w:spacing w:after="34" w:before="0" w:line="312" w:lineRule="auto"/>
+        <w:spacing w:after="40" w:before="0" w:line="312" w:lineRule="auto"/>
         <w:jc w:val="left"/>
       </w:pPr>
       <w:r>
@@ -2609,7 +2609,7 @@
     </w:p>
     <w:p>
       <w:pPr>
-        <w:spacing w:after="34" w:before="0" w:line="312" w:lineRule="auto"/>
+        <w:spacing w:after="40" w:before="0" w:line="312" w:lineRule="auto"/>
         <w:jc w:val="left"/>
       </w:pPr>
       <w:r>
@@ -2635,7 +2635,7 @@
       </w:tblGrid>
       <w:tr>
         <w:trPr>
-          <w:trHeight w:val="867" w:hRule="atLeast"/>
+          <w:trHeight w:val="1020" w:hRule="atLeast"/>
         </w:trPr>
         <w:tc>
           <w:tcPr>
@@ -2658,7 +2658,7 @@
               <w:rPr>
                 <w:rFonts w:ascii="Malgun Gothic" w:hAnsi="Malgun Gothic" w:eastAsia="Malgun Gothic" w:cs="Malgun Gothic"/>
                 <w:b w:val="0"/>
-                <w:sz w:val="20"/>
+                <w:sz w:val="19"/>
               </w:rPr>
             </w:r>
           </w:p>
@@ -2667,7 +2667,7 @@
     </w:tbl>
     <w:p>
       <w:pPr>
-        <w:spacing w:after="34" w:before="0" w:line="312" w:lineRule="auto"/>
+        <w:spacing w:after="40" w:before="0" w:line="312" w:lineRule="auto"/>
         <w:jc w:val="left"/>
       </w:pPr>
       <w:r>
@@ -2680,7 +2680,7 @@
     </w:p>
     <w:p>
       <w:pPr>
-        <w:spacing w:after="68" w:before="68" w:line="312" w:lineRule="auto"/>
+        <w:spacing w:after="80" w:before="80" w:line="312" w:lineRule="auto"/>
         <w:jc w:val="center"/>
       </w:pPr>
       <w:r>
@@ -2694,7 +2694,7 @@
     </w:p>
     <w:p>
       <w:pPr>
-        <w:spacing w:after="68" w:before="0" w:line="312" w:lineRule="auto"/>
+        <w:spacing w:after="80" w:before="0" w:line="312" w:lineRule="auto"/>
         <w:jc w:val="right"/>
       </w:pPr>
       <w:r>
@@ -2708,7 +2708,7 @@
     </w:p>
     <w:p>
       <w:pPr>
-        <w:spacing w:after="0" w:before="51" w:line="312" w:lineRule="auto"/>
+        <w:spacing w:after="0" w:before="60" w:line="312" w:lineRule="auto"/>
         <w:jc w:val="left"/>
       </w:pPr>
       <w:r>
